--- a/LAB7/11_TTMT-LAB7_1150070028-CaoXuanMai.docx
+++ b/LAB7/11_TTMT-LAB7_1150070028-CaoXuanMai.docx
@@ -46,7 +46,7 @@
     </w:p>
     <w:tbl>
       <w:tblPr>
-        <w:tblStyle w:val="37"/>
+        <w:tblStyle w:val="39"/>
         <w:tblW w:w="0" w:type="auto"/>
         <w:tblInd w:w="0" w:type="dxa"/>
         <w:tblBorders>
@@ -351,7 +351,7 @@
     </w:p>
     <w:tbl>
       <w:tblPr>
-        <w:tblStyle w:val="37"/>
+        <w:tblStyle w:val="39"/>
         <w:tblW w:w="0" w:type="auto"/>
         <w:tblInd w:w="0" w:type="dxa"/>
         <w:tblBorders>
@@ -1121,7 +1121,7 @@
             </w:r>
             <w:r>
               <w:rPr>
-                <w:rStyle w:val="146"/>
+                <w:rStyle w:val="148"/>
               </w:rPr>
               <w:t>(Hình 2.2: Ruleset trên giao diện LAN pfSense (Cho phép DNS, Proxy; Chặn Direct WEB))</w:t>
             </w:r>
@@ -1351,6 +1351,31 @@
       <w:pPr>
         <w:bidi w:val="0"/>
         <w:rPr>
+          <w:b w:val="0"/>
+          <w:bCs w:val="0"/>
+        </w:rPr>
+      </w:pPr>
+      <w:r>
+        <w:rPr>
+          <w:rFonts w:hint="eastAsia"/>
+          <w:b w:val="0"/>
+          <w:bCs w:val="0"/>
+        </w:rPr>
+        <w:t xml:space="preserve"> </w:t>
+      </w:r>
+      <w:r>
+        <w:rPr>
+          <w:rFonts w:hint="default"/>
+          <w:b w:val="0"/>
+          <w:bCs w:val="0"/>
+        </w:rPr>
+        <w:t xml:space="preserve">Khi tắt Proxy, client cố gắng kết nối trực tiếp ra cổng 80/443, gói tin ngay lập tức bị rule L7 bl web trên pfSense chặn đứng và đẩy về Captive Portal, đảm bảo người dùng không thể bypass bộ lọc. </w:t>
+      </w:r>
+    </w:p>
+    <w:p>
+      <w:pPr>
+        <w:bidi w:val="0"/>
+        <w:rPr>
           <w:b/>
           <w:bCs/>
         </w:rPr>
@@ -1402,6 +1427,14 @@
         <w:gridCol w:w="8640"/>
       </w:tblGrid>
       <w:tr>
+        <w:tblPrEx>
+          <w:tblCellMar>
+            <w:top w:w="0" w:type="dxa"/>
+            <w:left w:w="108" w:type="dxa"/>
+            <w:bottom w:w="0" w:type="dxa"/>
+            <w:right w:w="108" w:type="dxa"/>
+          </w:tblCellMar>
+        </w:tblPrEx>
         <w:tc>
           <w:tcPr>
             <w:tcW w:w="8928" w:type="dxa"/>
@@ -1470,6 +1503,25 @@
         </w:tc>
       </w:tr>
     </w:tbl>
+    <w:p>
+      <w:pPr>
+        <w:bidi w:val="0"/>
+        <w:ind w:firstLine="720" w:firstLineChars="0"/>
+      </w:pPr>
+      <w:r>
+        <w:t xml:space="preserve">Tên miền </w:t>
+      </w:r>
+      <w:r>
+        <w:rPr>
+          <w:rFonts w:hint="default"/>
+          <w:lang w:val="vi-VN"/>
+        </w:rPr>
+        <w:t>china</w:t>
+      </w:r>
+      <w:r>
+        <w:t>.lab7.test nằm trong danh sách cấm tuyệt đối (bannedhostlist) của E2Guardian. Khi phát hiện truy cập, hệ thống lập tức ngắt kết nối và trả về trang báo lỗi cấm truy cập mà không cung cấp tùy chọn mở khóa tạm thời cho người dùng.</w:t>
+      </w:r>
+    </w:p>
     <w:p>
       <w:pPr>
         <w:bidi w:val="0"/>
@@ -1630,6 +1682,15 @@
     <w:p>
       <w:pPr>
         <w:bidi w:val="0"/>
+        <w:ind w:firstLine="720" w:firstLineChars="0"/>
+      </w:pPr>
+      <w:r>
+        <w:t>Trang politics.lab7.test được xếp vào danh sách cảnh báo (Warning list). E2Guardian chặn ban đầu để nhắc nhở người dùng, nhưng tạo một liên kết Acknowledge chứa token xác nhận để người dùng có thể chủ động bấm qua và truy cập tạm thời trong 300 giây.</w:t>
+      </w:r>
+    </w:p>
+    <w:p>
+      <w:pPr>
+        <w:bidi w:val="0"/>
       </w:pPr>
       <w:r>
         <w:t>3.3. Exception / Whitelist (Ngoại lệ)</w:t>
@@ -1735,13 +1796,19 @@
             <w:r>
               <w:t>(Hình 3.3: Màn hình truy cập thành công education.lab7.test)</w:t>
             </w:r>
-            <w:r>
-              <w:br w:type="textWrapping"/>
-            </w:r>
           </w:p>
         </w:tc>
       </w:tr>
     </w:tbl>
+    <w:p>
+      <w:pPr>
+        <w:bidi w:val="0"/>
+        <w:ind w:firstLine="720" w:firstLineChars="0"/>
+      </w:pPr>
+      <w:r>
+        <w:t>Tên miền education.lab7.test được khai báo trong danh sách ngoại lệ (exceptionhostlist) của E2Guardian. Bỏ qua toàn bộ các quy tắc kiểm tra từ khóa hay danh mục cấm, hệ thống chuyển thẳng request tới Web Server và hiển thị trang web bình thường.</w:t>
+      </w:r>
+    </w:p>
     <w:p>
       <w:pPr>
         <w:bidi w:val="0"/>
@@ -1781,9 +1848,17 @@
         <w:gridCol w:w="8640"/>
       </w:tblGrid>
       <w:tr>
+        <w:tblPrEx>
+          <w:tblCellMar>
+            <w:top w:w="0" w:type="dxa"/>
+            <w:left w:w="108" w:type="dxa"/>
+            <w:bottom w:w="0" w:type="dxa"/>
+            <w:right w:w="108" w:type="dxa"/>
+          </w:tblCellMar>
+        </w:tblPrEx>
         <w:tc>
           <w:tcPr>
-            <w:tcW w:w="8928" w:type="dxa"/>
+            <w:tcW w:w="8640" w:type="dxa"/>
             <w:shd w:val="clear" w:color="auto" w:fill="F2F4F7"/>
           </w:tcPr>
           <w:p>
@@ -1890,13 +1965,19 @@
             <w:r>
               <w:t>(Hình 3.4: Ảnh minh chứng truy cập thành công trong khung giờ và bị chặn ngoài khung giờ)</w:t>
             </w:r>
-            <w:r>
-              <w:br w:type="textWrapping"/>
-            </w:r>
           </w:p>
         </w:tc>
       </w:tr>
     </w:tbl>
+    <w:p>
+      <w:pPr>
+        <w:bidi w:val="0"/>
+        <w:ind w:firstLine="720" w:firstLineChars="0"/>
+      </w:pPr>
+      <w:r>
+        <w:t>Rule kiểm soát truy cập trên pfSense được gắn điều kiện thời gian (Schedule 60 phút). Trong khung giờ cho phép, rule Pass hoạt động giúp client tải được trang entertainment.lab7.test; ngoài khung giờ, rule hết hiệu lực dẫn đến kết nối bị chặn hoàn toàn.</w:t>
+      </w:r>
+    </w:p>
     <w:p>
       <w:pPr>
         <w:bidi w:val="0"/>
@@ -2002,13 +2083,19 @@
             <w:r>
               <w:t>(Hình 3.5: Trang cảnh báo phát hiện Virus/EICAR từ ClamAV)</w:t>
             </w:r>
-            <w:r>
-              <w:br w:type="textWrapping"/>
-            </w:r>
           </w:p>
         </w:tc>
       </w:tr>
     </w:tbl>
+    <w:p>
+      <w:pPr>
+        <w:bidi w:val="0"/>
+        <w:ind w:firstLine="720" w:firstLineChars="0"/>
+      </w:pPr>
+      <w:r>
+        <w:t>Khi client tải tệp eicar.com.txt, E2Guardian giữ luồng dữ liệu lại và đẩy qua trình quét mã độc ClamAV. ClamAV nhận diện được chuỗi chữ ký EICAR chuẩn của virus và kích hoạt trang cảnh báo chặn tải tệp độc hại để bảo vệ client.</w:t>
+      </w:r>
+    </w:p>
     <w:p>
       <w:pPr>
         <w:bidi w:val="0"/>
@@ -2066,6 +2153,13 @@
               <w:bidi w:val="0"/>
             </w:pPr>
             <w:r>
+              <w:rPr>
+                <w:rFonts w:hint="default"/>
+                <w:lang w:val="vi-VN"/>
+              </w:rPr>
+              <w:t xml:space="preserve">Lỗi 404 nginx do k setup đc file, chạy nhiều lần nhiều cách vẫn k đc e đang thử lại </w:t>
+            </w:r>
+            <w:r>
               <w:br w:type="textWrapping"/>
             </w:r>
             <w:r>
@@ -2089,14 +2183,12 @@
           <w:bCs/>
         </w:rPr>
       </w:pPr>
-      <w:bookmarkStart w:id="0" w:name="_GoBack"/>
-      <w:bookmarkEnd w:id="0"/>
       <w:r>
         <w:rPr>
           <w:b/>
           <w:bCs/>
         </w:rPr>
-        <w:t>4. HTTPS INSPECTION (PHẦN MỞ RỘNG - NẾU CÓ THỰC HIỆN)</w:t>
+        <w:t>Tùy biến trang block</w:t>
       </w:r>
     </w:p>
     <w:p>
@@ -2104,140 +2196,72 @@
         <w:bidi w:val="0"/>
       </w:pPr>
       <w:r>
-        <w:t>Minh chứng cấu hình giải mã HTTPS Inspection (SSL MITM) bằng CA Lab trên WEB-PROXY.</w:t>
-      </w:r>
-    </w:p>
-    <w:tbl>
-      <w:tblPr>
-        <w:tblStyle w:val="12"/>
-        <w:tblW w:w="0" w:type="auto"/>
-        <w:tblInd w:w="0" w:type="dxa"/>
-        <w:tblLayout w:type="fixed"/>
-        <w:tblCellMar>
-          <w:top w:w="0" w:type="dxa"/>
-          <w:left w:w="108" w:type="dxa"/>
-          <w:bottom w:w="0" w:type="dxa"/>
-          <w:right w:w="108" w:type="dxa"/>
-        </w:tblCellMar>
-      </w:tblPr>
-      <w:tblGrid>
-        <w:gridCol w:w="8640"/>
-      </w:tblGrid>
-      <w:tr>
-        <w:tblPrEx>
-          <w:tblCellMar>
-            <w:top w:w="0" w:type="dxa"/>
-            <w:left w:w="108" w:type="dxa"/>
-            <w:bottom w:w="0" w:type="dxa"/>
-            <w:right w:w="108" w:type="dxa"/>
-          </w:tblCellMar>
-        </w:tblPrEx>
-        <w:tc>
-          <w:tcPr>
-            <w:tcW w:w="8928" w:type="dxa"/>
-            <w:shd w:val="clear" w:color="auto" w:fill="F2F4F7"/>
-          </w:tcPr>
-          <w:p>
-            <w:pPr>
-              <w:bidi w:val="0"/>
-            </w:pPr>
-            <w:r>
-              <w:br w:type="textWrapping"/>
-            </w:r>
-            <w:r>
-              <w:t>[ CHÈN CẦN CHỤP ẢNH TẠI ĐÂY ]</w:t>
-            </w:r>
-            <w:r>
-              <w:br w:type="textWrapping"/>
-            </w:r>
-            <w:r>
-              <w:t>(Hình 4.1: Cảnh báo Untrusted Certificate trên trình duyệt trước khi Import CA)</w:t>
-            </w:r>
-            <w:r>
-              <w:br w:type="textWrapping"/>
-            </w:r>
-          </w:p>
-        </w:tc>
-      </w:tr>
-    </w:tbl>
-    <w:p>
-      <w:pPr>
-        <w:bidi w:val="0"/>
-      </w:pPr>
-      <w:r>
-        <w:t>Hình 4.1: Cảnh báo Untrusted Certificate trên trình duyệt trước khi Import CA</w:t>
+        <w:drawing>
+          <wp:inline distT="0" distB="0" distL="114300" distR="114300">
+            <wp:extent cx="5485765" cy="3609975"/>
+            <wp:effectExtent l="0" t="0" r="635" b="9525"/>
+            <wp:docPr id="13" name="Picture 8"/>
+            <wp:cNvGraphicFramePr>
+              <a:graphicFrameLocks xmlns:a="http://schemas.openxmlformats.org/drawingml/2006/main" noChangeAspect="1"/>
+            </wp:cNvGraphicFramePr>
+            <a:graphic xmlns:a="http://schemas.openxmlformats.org/drawingml/2006/main">
+              <a:graphicData uri="http://schemas.openxmlformats.org/drawingml/2006/picture">
+                <pic:pic xmlns:pic="http://schemas.openxmlformats.org/drawingml/2006/picture">
+                  <pic:nvPicPr>
+                    <pic:cNvPr id="13" name="Picture 8"/>
+                    <pic:cNvPicPr>
+                      <a:picLocks noChangeAspect="1"/>
+                    </pic:cNvPicPr>
+                  </pic:nvPicPr>
+                  <pic:blipFill>
+                    <a:blip r:embed="rId18"/>
+                    <a:stretch>
+                      <a:fillRect/>
+                    </a:stretch>
+                  </pic:blipFill>
+                  <pic:spPr>
+                    <a:xfrm>
+                      <a:off x="0" y="0"/>
+                      <a:ext cx="5485765" cy="3609975"/>
+                    </a:xfrm>
+                    <a:prstGeom prst="rect">
+                      <a:avLst/>
+                    </a:prstGeom>
+                    <a:noFill/>
+                    <a:ln>
+                      <a:noFill/>
+                    </a:ln>
+                  </pic:spPr>
+                </pic:pic>
+              </a:graphicData>
+            </a:graphic>
+          </wp:inline>
+        </w:drawing>
       </w:r>
     </w:p>
     <w:p>
       <w:pPr>
         <w:bidi w:val="0"/>
-      </w:pPr>
-    </w:p>
-    <w:tbl>
-      <w:tblPr>
-        <w:tblStyle w:val="12"/>
-        <w:tblW w:w="0" w:type="auto"/>
-        <w:tblInd w:w="0" w:type="dxa"/>
-        <w:tblLayout w:type="fixed"/>
-        <w:tblCellMar>
-          <w:top w:w="0" w:type="dxa"/>
-          <w:left w:w="108" w:type="dxa"/>
-          <w:bottom w:w="0" w:type="dxa"/>
-          <w:right w:w="108" w:type="dxa"/>
-        </w:tblCellMar>
-      </w:tblPr>
-      <w:tblGrid>
-        <w:gridCol w:w="8640"/>
-      </w:tblGrid>
-      <w:tr>
-        <w:tblPrEx>
-          <w:tblCellMar>
-            <w:top w:w="0" w:type="dxa"/>
-            <w:left w:w="108" w:type="dxa"/>
-            <w:bottom w:w="0" w:type="dxa"/>
-            <w:right w:w="108" w:type="dxa"/>
-          </w:tblCellMar>
-        </w:tblPrEx>
-        <w:tc>
-          <w:tcPr>
-            <w:tcW w:w="8928" w:type="dxa"/>
-            <w:shd w:val="clear" w:color="auto" w:fill="F2F4F7"/>
-          </w:tcPr>
-          <w:p>
-            <w:pPr>
-              <w:bidi w:val="0"/>
-            </w:pPr>
-            <w:r>
-              <w:br w:type="textWrapping"/>
-            </w:r>
-            <w:r>
-              <w:t>[ CHÈN CẦN CHỤP ẢNH TẠI ĐÂY ]</w:t>
-            </w:r>
-            <w:r>
-              <w:br w:type="textWrapping"/>
-            </w:r>
-            <w:r>
-              <w:t>(Hình 4.2: Trình duyệt tin cậy chứng chỉ (Trusted) sau khi Import CA LAB 7 vào Client)</w:t>
-            </w:r>
-            <w:r>
-              <w:br w:type="textWrapping"/>
-            </w:r>
-          </w:p>
-        </w:tc>
-      </w:tr>
-    </w:tbl>
-    <w:p>
-      <w:pPr>
-        <w:bidi w:val="0"/>
+        <w:ind w:firstLine="720" w:firstLineChars="0"/>
       </w:pPr>
       <w:r>
-        <w:t>Hình 4.2: Trình duyệt tin cậy chứng chỉ (Trusted) sau khi Import CA LAB 7 vào Client</w:t>
+        <w:t xml:space="preserve">Trang block sẽ hiển thị giao diện tùy biến màu sắc, tiêu đề và thông tin liên hệ của </w:t>
       </w:r>
-    </w:p>
-    <w:p>
-      <w:pPr>
-        <w:bidi w:val="0"/>
-      </w:pPr>
+      <w:r>
+        <w:rPr>
+          <w:rFonts w:hint="default"/>
+          <w:lang w:val="vi-VN"/>
+        </w:rPr>
+        <w:t>em</w:t>
+      </w:r>
+      <w:r>
+        <w:t>, đồng thời vẫn giữ nguyên các thông tin kỹ thuật (URL bị chặn, Lý do/Danh mục) do E2Guardian truyền và</w:t>
+      </w:r>
+      <w:bookmarkStart w:id="0" w:name="_GoBack"/>
+      <w:bookmarkEnd w:id="0"/>
+      <w:r>
+        <w:t>o.</w:t>
+      </w:r>
     </w:p>
     <w:p>
       <w:pPr>
@@ -2252,163 +2276,7 @@
           <w:b/>
           <w:bCs/>
         </w:rPr>
-        <w:t>5. LOGGING VÀ THEO DÕI HỆ THỐNG</w:t>
-      </w:r>
-    </w:p>
-    <w:p>
-      <w:pPr>
-        <w:bidi w:val="0"/>
-      </w:pPr>
-      <w:r>
-        <w:t>Ảnh chụp log ghi nhận hoạt động lọc gói tin và lưu lượng web trên các hệ thống:</w:t>
-      </w:r>
-    </w:p>
-    <w:tbl>
-      <w:tblPr>
-        <w:tblStyle w:val="12"/>
-        <w:tblW w:w="0" w:type="auto"/>
-        <w:tblInd w:w="0" w:type="dxa"/>
-        <w:tblLayout w:type="fixed"/>
-        <w:tblCellMar>
-          <w:top w:w="0" w:type="dxa"/>
-          <w:left w:w="108" w:type="dxa"/>
-          <w:bottom w:w="0" w:type="dxa"/>
-          <w:right w:w="108" w:type="dxa"/>
-        </w:tblCellMar>
-      </w:tblPr>
-      <w:tblGrid>
-        <w:gridCol w:w="8640"/>
-      </w:tblGrid>
-      <w:tr>
-        <w:tblPrEx>
-          <w:tblCellMar>
-            <w:top w:w="0" w:type="dxa"/>
-            <w:left w:w="108" w:type="dxa"/>
-            <w:bottom w:w="0" w:type="dxa"/>
-            <w:right w:w="108" w:type="dxa"/>
-          </w:tblCellMar>
-        </w:tblPrEx>
-        <w:tc>
-          <w:tcPr>
-            <w:tcW w:w="8928" w:type="dxa"/>
-            <w:shd w:val="clear" w:color="auto" w:fill="F2F4F7"/>
-          </w:tcPr>
-          <w:p>
-            <w:pPr>
-              <w:bidi w:val="0"/>
-            </w:pPr>
-            <w:r>
-              <w:br w:type="textWrapping"/>
-            </w:r>
-            <w:r>
-              <w:t>[ CHÈN CẦN CHỤP ẢNH TẠI ĐÂY ]</w:t>
-            </w:r>
-            <w:r>
-              <w:br w:type="textWrapping"/>
-            </w:r>
-            <w:r>
-              <w:t>(Hình 5.1: Nhật ký Firewall Log trên pfSense (Status -&gt; System Logs -&gt; Firewall))</w:t>
-            </w:r>
-            <w:r>
-              <w:br w:type="textWrapping"/>
-            </w:r>
-          </w:p>
-        </w:tc>
-      </w:tr>
-    </w:tbl>
-    <w:p>
-      <w:pPr>
-        <w:bidi w:val="0"/>
-      </w:pPr>
-      <w:r>
-        <w:t>Hình 5.1: Nhật ký Firewall Log trên pfSense (Status -&gt; System Logs -&gt; Firewall)</w:t>
-      </w:r>
-    </w:p>
-    <w:p>
-      <w:pPr>
-        <w:bidi w:val="0"/>
-      </w:pPr>
-    </w:p>
-    <w:tbl>
-      <w:tblPr>
-        <w:tblStyle w:val="12"/>
-        <w:tblW w:w="0" w:type="auto"/>
-        <w:tblInd w:w="0" w:type="dxa"/>
-        <w:tblLayout w:type="fixed"/>
-        <w:tblCellMar>
-          <w:top w:w="0" w:type="dxa"/>
-          <w:left w:w="108" w:type="dxa"/>
-          <w:bottom w:w="0" w:type="dxa"/>
-          <w:right w:w="108" w:type="dxa"/>
-        </w:tblCellMar>
-      </w:tblPr>
-      <w:tblGrid>
-        <w:gridCol w:w="8640"/>
-      </w:tblGrid>
-      <w:tr>
-        <w:tblPrEx>
-          <w:tblCellMar>
-            <w:top w:w="0" w:type="dxa"/>
-            <w:left w:w="108" w:type="dxa"/>
-            <w:bottom w:w="0" w:type="dxa"/>
-            <w:right w:w="108" w:type="dxa"/>
-          </w:tblCellMar>
-        </w:tblPrEx>
-        <w:tc>
-          <w:tcPr>
-            <w:tcW w:w="8928" w:type="dxa"/>
-            <w:shd w:val="clear" w:color="auto" w:fill="F2F4F7"/>
-          </w:tcPr>
-          <w:p>
-            <w:pPr>
-              <w:bidi w:val="0"/>
-            </w:pPr>
-            <w:r>
-              <w:br w:type="textWrapping"/>
-            </w:r>
-            <w:r>
-              <w:t>[ CHÈN CẦN CHỤP ẢNH TẠI ĐÂY ]</w:t>
-            </w:r>
-            <w:r>
-              <w:br w:type="textWrapping"/>
-            </w:r>
-            <w:r>
-              <w:t>(Hình 5.2: Nhật ký Access Log của E2Guardian (/var/log/e2guardian/access.log))</w:t>
-            </w:r>
-            <w:r>
-              <w:br w:type="textWrapping"/>
-            </w:r>
-          </w:p>
-        </w:tc>
-      </w:tr>
-    </w:tbl>
-    <w:p>
-      <w:pPr>
-        <w:bidi w:val="0"/>
-      </w:pPr>
-      <w:r>
-        <w:t>Hình 5.2: Nhật ký Access Log của E2Guardian (/var/log/e2guardian/access.log)</w:t>
-      </w:r>
-    </w:p>
-    <w:p>
-      <w:pPr>
-        <w:bidi w:val="0"/>
-      </w:pPr>
-    </w:p>
-    <w:p>
-      <w:pPr>
-        <w:bidi w:val="0"/>
-        <w:rPr>
-          <w:b/>
-          <w:bCs/>
-        </w:rPr>
-      </w:pPr>
-      <w:r>
-        <w:rPr>
-          <w:b/>
-          <w:bCs/>
-        </w:rPr>
-        <w:t>6. CÂU HỎI PHÂN TÍCH VÀ TRẢ LỜI</w:t>
+        <w:t xml:space="preserve"> CÂU HỎI PHÂN TÍCH VÀ TRẢ LỜI</w:t>
       </w:r>
     </w:p>
     <w:p>
@@ -2431,6 +2299,49 @@
       <w:pPr>
         <w:bidi w:val="0"/>
       </w:pPr>
+      <w:r>
+        <w:drawing>
+          <wp:inline distT="0" distB="0" distL="114300" distR="114300">
+            <wp:extent cx="5480685" cy="3080385"/>
+            <wp:effectExtent l="0" t="0" r="5715" b="5715"/>
+            <wp:docPr id="14" name="Picture 9"/>
+            <wp:cNvGraphicFramePr>
+              <a:graphicFrameLocks xmlns:a="http://schemas.openxmlformats.org/drawingml/2006/main" noChangeAspect="1"/>
+            </wp:cNvGraphicFramePr>
+            <a:graphic xmlns:a="http://schemas.openxmlformats.org/drawingml/2006/main">
+              <a:graphicData uri="http://schemas.openxmlformats.org/drawingml/2006/picture">
+                <pic:pic xmlns:pic="http://schemas.openxmlformats.org/drawingml/2006/picture">
+                  <pic:nvPicPr>
+                    <pic:cNvPr id="14" name="Picture 9"/>
+                    <pic:cNvPicPr>
+                      <a:picLocks noChangeAspect="1"/>
+                    </pic:cNvPicPr>
+                  </pic:nvPicPr>
+                  <pic:blipFill>
+                    <a:blip r:embed="rId19"/>
+                    <a:stretch>
+                      <a:fillRect/>
+                    </a:stretch>
+                  </pic:blipFill>
+                  <pic:spPr>
+                    <a:xfrm>
+                      <a:off x="0" y="0"/>
+                      <a:ext cx="5480685" cy="3080385"/>
+                    </a:xfrm>
+                    <a:prstGeom prst="rect">
+                      <a:avLst/>
+                    </a:prstGeom>
+                    <a:noFill/>
+                    <a:ln>
+                      <a:noFill/>
+                    </a:ln>
+                  </pic:spPr>
+                </pic:pic>
+              </a:graphicData>
+            </a:graphic>
+          </wp:inline>
+        </w:drawing>
+      </w:r>
     </w:p>
     <w:p>
       <w:pPr>
@@ -2452,6 +2363,49 @@
       <w:pPr>
         <w:bidi w:val="0"/>
       </w:pPr>
+      <w:r>
+        <w:drawing>
+          <wp:inline distT="0" distB="0" distL="114300" distR="114300">
+            <wp:extent cx="5480685" cy="3046095"/>
+            <wp:effectExtent l="0" t="0" r="5715" b="1905"/>
+            <wp:docPr id="15" name="Picture 10"/>
+            <wp:cNvGraphicFramePr>
+              <a:graphicFrameLocks xmlns:a="http://schemas.openxmlformats.org/drawingml/2006/main" noChangeAspect="1"/>
+            </wp:cNvGraphicFramePr>
+            <a:graphic xmlns:a="http://schemas.openxmlformats.org/drawingml/2006/main">
+              <a:graphicData uri="http://schemas.openxmlformats.org/drawingml/2006/picture">
+                <pic:pic xmlns:pic="http://schemas.openxmlformats.org/drawingml/2006/picture">
+                  <pic:nvPicPr>
+                    <pic:cNvPr id="15" name="Picture 10"/>
+                    <pic:cNvPicPr>
+                      <a:picLocks noChangeAspect="1"/>
+                    </pic:cNvPicPr>
+                  </pic:nvPicPr>
+                  <pic:blipFill>
+                    <a:blip r:embed="rId20"/>
+                    <a:stretch>
+                      <a:fillRect/>
+                    </a:stretch>
+                  </pic:blipFill>
+                  <pic:spPr>
+                    <a:xfrm>
+                      <a:off x="0" y="0"/>
+                      <a:ext cx="5480685" cy="3046095"/>
+                    </a:xfrm>
+                    <a:prstGeom prst="rect">
+                      <a:avLst/>
+                    </a:prstGeom>
+                    <a:noFill/>
+                    <a:ln>
+                      <a:noFill/>
+                    </a:ln>
+                  </pic:spPr>
+                </pic:pic>
+              </a:graphicData>
+            </a:graphic>
+          </wp:inline>
+        </w:drawing>
+      </w:r>
     </w:p>
     <w:p>
       <w:pPr>
@@ -2473,6 +2427,75 @@
       <w:pPr>
         <w:bidi w:val="0"/>
       </w:pPr>
+      <w:r>
+        <w:drawing>
+          <wp:inline distT="0" distB="0" distL="114300" distR="114300">
+            <wp:extent cx="5480050" cy="4077970"/>
+            <wp:effectExtent l="0" t="0" r="6350" b="11430"/>
+            <wp:docPr id="16" name="Picture 11"/>
+            <wp:cNvGraphicFramePr>
+              <a:graphicFrameLocks xmlns:a="http://schemas.openxmlformats.org/drawingml/2006/main" noChangeAspect="1"/>
+            </wp:cNvGraphicFramePr>
+            <a:graphic xmlns:a="http://schemas.openxmlformats.org/drawingml/2006/main">
+              <a:graphicData uri="http://schemas.openxmlformats.org/drawingml/2006/picture">
+                <pic:pic xmlns:pic="http://schemas.openxmlformats.org/drawingml/2006/picture">
+                  <pic:nvPicPr>
+                    <pic:cNvPr id="16" name="Picture 11"/>
+                    <pic:cNvPicPr>
+                      <a:picLocks noChangeAspect="1"/>
+                    </pic:cNvPicPr>
+                  </pic:nvPicPr>
+                  <pic:blipFill>
+                    <a:blip r:embed="rId21"/>
+                    <a:stretch>
+                      <a:fillRect/>
+                    </a:stretch>
+                  </pic:blipFill>
+                  <pic:spPr>
+                    <a:xfrm>
+                      <a:off x="0" y="0"/>
+                      <a:ext cx="5480050" cy="4077970"/>
+                    </a:xfrm>
+                    <a:prstGeom prst="rect">
+                      <a:avLst/>
+                    </a:prstGeom>
+                    <a:noFill/>
+                    <a:ln>
+                      <a:noFill/>
+                    </a:ln>
+                  </pic:spPr>
+                </pic:pic>
+              </a:graphicData>
+            </a:graphic>
+          </wp:inline>
+        </w:drawing>
+      </w:r>
+    </w:p>
+    <w:p>
+      <w:pPr>
+        <w:bidi w:val="0"/>
+        <w:rPr>
+          <w:rFonts w:hint="default"/>
+          <w:lang w:val="vi-VN"/>
+        </w:rPr>
+      </w:pPr>
+      <w:r>
+        <w:rPr>
+          <w:rFonts w:hint="default"/>
+          <w:lang w:val="vi-VN"/>
+        </w:rPr>
+        <w:t xml:space="preserve">Khi tắt proxy thì vào được china.lab7.test trong khi bật proxy thì với sự kiểm soát của </w:t>
+      </w:r>
+      <w:r>
+        <w:t>E2Guardian</w:t>
+      </w:r>
+      <w:r>
+        <w:rPr>
+          <w:rFonts w:hint="default"/>
+          <w:lang w:val="vi-VN"/>
+        </w:rPr>
+        <w:t xml:space="preserve"> sẽ bị chặn</w:t>
+      </w:r>
     </w:p>
     <w:p>
       <w:pPr>
@@ -2515,6 +2538,49 @@
       <w:pPr>
         <w:bidi w:val="0"/>
       </w:pPr>
+      <w:r>
+        <w:drawing>
+          <wp:inline distT="0" distB="0" distL="114300" distR="114300">
+            <wp:extent cx="5347335" cy="3884295"/>
+            <wp:effectExtent l="0" t="0" r="12065" b="1905"/>
+            <wp:docPr id="17" name="Picture 2"/>
+            <wp:cNvGraphicFramePr>
+              <a:graphicFrameLocks xmlns:a="http://schemas.openxmlformats.org/drawingml/2006/main" noChangeAspect="1"/>
+            </wp:cNvGraphicFramePr>
+            <a:graphic xmlns:a="http://schemas.openxmlformats.org/drawingml/2006/main">
+              <a:graphicData uri="http://schemas.openxmlformats.org/drawingml/2006/picture">
+                <pic:pic xmlns:pic="http://schemas.openxmlformats.org/drawingml/2006/picture">
+                  <pic:nvPicPr>
+                    <pic:cNvPr id="17" name="Picture 2"/>
+                    <pic:cNvPicPr>
+                      <a:picLocks noChangeAspect="1"/>
+                    </pic:cNvPicPr>
+                  </pic:nvPicPr>
+                  <pic:blipFill>
+                    <a:blip r:embed="rId12"/>
+                    <a:stretch>
+                      <a:fillRect/>
+                    </a:stretch>
+                  </pic:blipFill>
+                  <pic:spPr>
+                    <a:xfrm>
+                      <a:off x="0" y="0"/>
+                      <a:ext cx="5347335" cy="3884295"/>
+                    </a:xfrm>
+                    <a:prstGeom prst="rect">
+                      <a:avLst/>
+                    </a:prstGeom>
+                    <a:noFill/>
+                    <a:ln>
+                      <a:noFill/>
+                    </a:ln>
+                  </pic:spPr>
+                </pic:pic>
+              </a:graphicData>
+            </a:graphic>
+          </wp:inline>
+        </w:drawing>
+      </w:r>
     </w:p>
     <w:p>
       <w:pPr>
@@ -2599,6 +2665,49 @@
       <w:pPr>
         <w:bidi w:val="0"/>
       </w:pPr>
+      <w:r>
+        <w:drawing>
+          <wp:inline distT="0" distB="0" distL="114300" distR="114300">
+            <wp:extent cx="5480685" cy="3080385"/>
+            <wp:effectExtent l="0" t="0" r="5715" b="5715"/>
+            <wp:docPr id="19" name="Picture 13"/>
+            <wp:cNvGraphicFramePr>
+              <a:graphicFrameLocks xmlns:a="http://schemas.openxmlformats.org/drawingml/2006/main" noChangeAspect="1"/>
+            </wp:cNvGraphicFramePr>
+            <a:graphic xmlns:a="http://schemas.openxmlformats.org/drawingml/2006/main">
+              <a:graphicData uri="http://schemas.openxmlformats.org/drawingml/2006/picture">
+                <pic:pic xmlns:pic="http://schemas.openxmlformats.org/drawingml/2006/picture">
+                  <pic:nvPicPr>
+                    <pic:cNvPr id="19" name="Picture 13"/>
+                    <pic:cNvPicPr>
+                      <a:picLocks noChangeAspect="1"/>
+                    </pic:cNvPicPr>
+                  </pic:nvPicPr>
+                  <pic:blipFill>
+                    <a:blip r:embed="rId22"/>
+                    <a:stretch>
+                      <a:fillRect/>
+                    </a:stretch>
+                  </pic:blipFill>
+                  <pic:spPr>
+                    <a:xfrm>
+                      <a:off x="0" y="0"/>
+                      <a:ext cx="5480685" cy="3080385"/>
+                    </a:xfrm>
+                    <a:prstGeom prst="rect">
+                      <a:avLst/>
+                    </a:prstGeom>
+                    <a:noFill/>
+                    <a:ln>
+                      <a:noFill/>
+                    </a:ln>
+                  </pic:spPr>
+                </pic:pic>
+              </a:graphicData>
+            </a:graphic>
+          </wp:inline>
+        </w:drawing>
+      </w:r>
     </w:p>
     <w:p>
       <w:pPr>
@@ -2620,6 +2729,49 @@
       <w:pPr>
         <w:bidi w:val="0"/>
       </w:pPr>
+      <w:r>
+        <w:drawing>
+          <wp:inline distT="0" distB="0" distL="114300" distR="114300">
+            <wp:extent cx="5485130" cy="4099560"/>
+            <wp:effectExtent l="0" t="0" r="1270" b="2540"/>
+            <wp:docPr id="18" name="Picture 12"/>
+            <wp:cNvGraphicFramePr>
+              <a:graphicFrameLocks xmlns:a="http://schemas.openxmlformats.org/drawingml/2006/main" noChangeAspect="1"/>
+            </wp:cNvGraphicFramePr>
+            <a:graphic xmlns:a="http://schemas.openxmlformats.org/drawingml/2006/main">
+              <a:graphicData uri="http://schemas.openxmlformats.org/drawingml/2006/picture">
+                <pic:pic xmlns:pic="http://schemas.openxmlformats.org/drawingml/2006/picture">
+                  <pic:nvPicPr>
+                    <pic:cNvPr id="18" name="Picture 12"/>
+                    <pic:cNvPicPr>
+                      <a:picLocks noChangeAspect="1"/>
+                    </pic:cNvPicPr>
+                  </pic:nvPicPr>
+                  <pic:blipFill>
+                    <a:blip r:embed="rId23"/>
+                    <a:stretch>
+                      <a:fillRect/>
+                    </a:stretch>
+                  </pic:blipFill>
+                  <pic:spPr>
+                    <a:xfrm>
+                      <a:off x="0" y="0"/>
+                      <a:ext cx="5485130" cy="4099560"/>
+                    </a:xfrm>
+                    <a:prstGeom prst="rect">
+                      <a:avLst/>
+                    </a:prstGeom>
+                    <a:noFill/>
+                    <a:ln>
+                      <a:noFill/>
+                    </a:ln>
+                  </pic:spPr>
+                </pic:pic>
+              </a:graphicData>
+            </a:graphic>
+          </wp:inline>
+        </w:drawing>
+      </w:r>
     </w:p>
     <w:sectPr>
       <w:pgSz w:w="12240" w:h="15840"/>
@@ -2690,7 +2842,7 @@
     <w:lvl w:ilvl="0" w:tentative="0">
       <w:start w:val="1"/>
       <w:numFmt w:val="decimal"/>
-      <w:pStyle w:val="33"/>
+      <w:pStyle w:val="34"/>
       <w:lvlText w:val="%1."/>
       <w:lvlJc w:val="left"/>
       <w:pPr>
@@ -2708,7 +2860,7 @@
     <w:lvl w:ilvl="0" w:tentative="0">
       <w:start w:val="1"/>
       <w:numFmt w:val="decimal"/>
-      <w:pStyle w:val="32"/>
+      <w:pStyle w:val="33"/>
       <w:lvlText w:val="%1."/>
       <w:lvlJc w:val="left"/>
       <w:pPr>
@@ -2726,7 +2878,7 @@
     <w:lvl w:ilvl="0" w:tentative="0">
       <w:start w:val="1"/>
       <w:numFmt w:val="bullet"/>
-      <w:pStyle w:val="27"/>
+      <w:pStyle w:val="28"/>
       <w:lvlText w:val=""/>
       <w:lvlJc w:val="left"/>
       <w:pPr>
@@ -2747,7 +2899,7 @@
     <w:lvl w:ilvl="0" w:tentative="0">
       <w:start w:val="1"/>
       <w:numFmt w:val="bullet"/>
-      <w:pStyle w:val="26"/>
+      <w:pStyle w:val="27"/>
       <w:lvlText w:val=""/>
       <w:lvlJc w:val="left"/>
       <w:pPr>
@@ -2768,7 +2920,7 @@
     <w:lvl w:ilvl="0" w:tentative="0">
       <w:start w:val="1"/>
       <w:numFmt w:val="decimal"/>
-      <w:pStyle w:val="31"/>
+      <w:pStyle w:val="32"/>
       <w:lvlText w:val="%1."/>
       <w:lvlJc w:val="left"/>
       <w:pPr>
@@ -2786,7 +2938,7 @@
     <w:lvl w:ilvl="0" w:tentative="0">
       <w:start w:val="1"/>
       <w:numFmt w:val="bullet"/>
-      <w:pStyle w:val="25"/>
+      <w:pStyle w:val="26"/>
       <w:lvlText w:val=""/>
       <w:lvlJc w:val="left"/>
       <w:pPr>
@@ -3103,7 +3255,7 @@
     <w:name w:val="heading 1"/>
     <w:basedOn w:val="1"/>
     <w:next w:val="1"/>
-    <w:link w:val="140"/>
+    <w:link w:val="142"/>
     <w:qFormat/>
     <w:uiPriority w:val="9"/>
     <w:pPr>
@@ -3125,7 +3277,7 @@
     <w:name w:val="heading 2"/>
     <w:basedOn w:val="1"/>
     <w:next w:val="1"/>
-    <w:link w:val="141"/>
+    <w:link w:val="143"/>
     <w:unhideWhenUsed/>
     <w:qFormat/>
     <w:uiPriority w:val="9"/>
@@ -3153,7 +3305,7 @@
     <w:name w:val="heading 3"/>
     <w:basedOn w:val="1"/>
     <w:next w:val="1"/>
-    <w:link w:val="142"/>
+    <w:link w:val="144"/>
     <w:unhideWhenUsed/>
     <w:qFormat/>
     <w:uiPriority w:val="9"/>
@@ -3179,7 +3331,7 @@
     <w:name w:val="heading 4"/>
     <w:basedOn w:val="1"/>
     <w:next w:val="1"/>
-    <w:link w:val="152"/>
+    <w:link w:val="154"/>
     <w:semiHidden/>
     <w:unhideWhenUsed/>
     <w:qFormat/>
@@ -3208,7 +3360,7 @@
     <w:name w:val="heading 5"/>
     <w:basedOn w:val="1"/>
     <w:next w:val="1"/>
-    <w:link w:val="153"/>
+    <w:link w:val="155"/>
     <w:semiHidden/>
     <w:unhideWhenUsed/>
     <w:qFormat/>
@@ -3228,7 +3380,7 @@
     <w:name w:val="heading 6"/>
     <w:basedOn w:val="1"/>
     <w:next w:val="1"/>
-    <w:link w:val="154"/>
+    <w:link w:val="156"/>
     <w:semiHidden/>
     <w:unhideWhenUsed/>
     <w:qFormat/>
@@ -3250,7 +3402,7 @@
     <w:name w:val="heading 7"/>
     <w:basedOn w:val="1"/>
     <w:next w:val="1"/>
-    <w:link w:val="155"/>
+    <w:link w:val="157"/>
     <w:semiHidden/>
     <w:unhideWhenUsed/>
     <w:qFormat/>
@@ -3280,7 +3432,7 @@
     <w:name w:val="heading 8"/>
     <w:basedOn w:val="1"/>
     <w:next w:val="1"/>
-    <w:link w:val="156"/>
+    <w:link w:val="158"/>
     <w:semiHidden/>
     <w:unhideWhenUsed/>
     <w:qFormat/>
@@ -3307,7 +3459,7 @@
     <w:name w:val="heading 9"/>
     <w:basedOn w:val="1"/>
     <w:next w:val="1"/>
-    <w:link w:val="157"/>
+    <w:link w:val="159"/>
     <w:semiHidden/>
     <w:unhideWhenUsed/>
     <w:qFormat/>
@@ -3360,7 +3512,7 @@
   <w:style w:type="paragraph" w:styleId="13">
     <w:name w:val="Body Text"/>
     <w:basedOn w:val="1"/>
-    <w:link w:val="146"/>
+    <w:link w:val="148"/>
     <w:unhideWhenUsed/>
     <w:qFormat/>
     <w:uiPriority w:val="99"/>
@@ -3375,7 +3527,7 @@
   <w:style w:type="paragraph" w:styleId="14">
     <w:name w:val="Body Text 2"/>
     <w:basedOn w:val="1"/>
-    <w:link w:val="147"/>
+    <w:link w:val="149"/>
     <w:unhideWhenUsed/>
     <w:qFormat/>
     <w:uiPriority w:val="99"/>
@@ -3386,7 +3538,7 @@
   <w:style w:type="paragraph" w:styleId="15">
     <w:name w:val="Body Text 3"/>
     <w:basedOn w:val="1"/>
-    <w:link w:val="148"/>
+    <w:link w:val="150"/>
     <w:unhideWhenUsed/>
     <w:qFormat/>
     <w:uiPriority w:val="99"/>
@@ -3446,7 +3598,7 @@
   <w:style w:type="paragraph" w:styleId="19">
     <w:name w:val="footer"/>
     <w:basedOn w:val="1"/>
-    <w:link w:val="138"/>
+    <w:link w:val="140"/>
     <w:unhideWhenUsed/>
     <w:uiPriority w:val="99"/>
     <w:pPr>
@@ -3460,7 +3612,7 @@
   <w:style w:type="paragraph" w:styleId="20">
     <w:name w:val="header"/>
     <w:basedOn w:val="1"/>
-    <w:link w:val="137"/>
+    <w:link w:val="139"/>
     <w:unhideWhenUsed/>
     <w:qFormat/>
     <w:uiPriority w:val="99"/>
@@ -3473,6 +3625,18 @@
     </w:pPr>
   </w:style>
   <w:style w:type="character" w:styleId="21">
+    <w:name w:val="HTML Code"/>
+    <w:basedOn w:val="11"/>
+    <w:semiHidden/>
+    <w:unhideWhenUsed/>
+    <w:uiPriority w:val="99"/>
+    <w:rPr>
+      <w:rFonts w:ascii="Courier New" w:hAnsi="Courier New" w:cs="Courier New"/>
+      <w:sz w:val="20"/>
+      <w:szCs w:val="20"/>
+    </w:rPr>
+  </w:style>
+  <w:style w:type="character" w:styleId="22">
     <w:name w:val="Hyperlink"/>
     <w:basedOn w:val="11"/>
     <w:semiHidden/>
@@ -3484,7 +3648,7 @@
       <w:u w:val="single"/>
     </w:rPr>
   </w:style>
-  <w:style w:type="paragraph" w:styleId="22">
+  <w:style w:type="paragraph" w:styleId="23">
     <w:name w:val="List"/>
     <w:basedOn w:val="1"/>
     <w:unhideWhenUsed/>
@@ -3495,7 +3659,7 @@
       <w:contextualSpacing/>
     </w:pPr>
   </w:style>
-  <w:style w:type="paragraph" w:styleId="23">
+  <w:style w:type="paragraph" w:styleId="24">
     <w:name w:val="List 2"/>
     <w:basedOn w:val="1"/>
     <w:unhideWhenUsed/>
@@ -3506,7 +3670,7 @@
       <w:contextualSpacing/>
     </w:pPr>
   </w:style>
-  <w:style w:type="paragraph" w:styleId="24">
+  <w:style w:type="paragraph" w:styleId="25">
     <w:name w:val="List 3"/>
     <w:basedOn w:val="1"/>
     <w:unhideWhenUsed/>
@@ -3517,7 +3681,7 @@
       <w:contextualSpacing/>
     </w:pPr>
   </w:style>
-  <w:style w:type="paragraph" w:styleId="25">
+  <w:style w:type="paragraph" w:styleId="26">
     <w:name w:val="List Bullet"/>
     <w:basedOn w:val="1"/>
     <w:unhideWhenUsed/>
@@ -3531,7 +3695,7 @@
       <w:contextualSpacing/>
     </w:pPr>
   </w:style>
-  <w:style w:type="paragraph" w:styleId="26">
+  <w:style w:type="paragraph" w:styleId="27">
     <w:name w:val="List Bullet 2"/>
     <w:basedOn w:val="1"/>
     <w:unhideWhenUsed/>
@@ -3545,7 +3709,7 @@
       <w:contextualSpacing/>
     </w:pPr>
   </w:style>
-  <w:style w:type="paragraph" w:styleId="27">
+  <w:style w:type="paragraph" w:styleId="28">
     <w:name w:val="List Bullet 3"/>
     <w:basedOn w:val="1"/>
     <w:unhideWhenUsed/>
@@ -3559,7 +3723,7 @@
       <w:contextualSpacing/>
     </w:pPr>
   </w:style>
-  <w:style w:type="paragraph" w:styleId="28">
+  <w:style w:type="paragraph" w:styleId="29">
     <w:name w:val="List Continue"/>
     <w:basedOn w:val="1"/>
     <w:unhideWhenUsed/>
@@ -3571,7 +3735,7 @@
       <w:contextualSpacing/>
     </w:pPr>
   </w:style>
-  <w:style w:type="paragraph" w:styleId="29">
+  <w:style w:type="paragraph" w:styleId="30">
     <w:name w:val="List Continue 2"/>
     <w:basedOn w:val="1"/>
     <w:unhideWhenUsed/>
@@ -3583,7 +3747,7 @@
       <w:contextualSpacing/>
     </w:pPr>
   </w:style>
-  <w:style w:type="paragraph" w:styleId="30">
+  <w:style w:type="paragraph" w:styleId="31">
     <w:name w:val="List Continue 3"/>
     <w:basedOn w:val="1"/>
     <w:unhideWhenUsed/>
@@ -3595,7 +3759,7 @@
       <w:contextualSpacing/>
     </w:pPr>
   </w:style>
-  <w:style w:type="paragraph" w:styleId="31">
+  <w:style w:type="paragraph" w:styleId="32">
     <w:name w:val="List Number"/>
     <w:basedOn w:val="1"/>
     <w:unhideWhenUsed/>
@@ -3609,7 +3773,7 @@
       <w:contextualSpacing/>
     </w:pPr>
   </w:style>
-  <w:style w:type="paragraph" w:styleId="32">
+  <w:style w:type="paragraph" w:styleId="33">
     <w:name w:val="List Number 2"/>
     <w:basedOn w:val="1"/>
     <w:unhideWhenUsed/>
@@ -3623,7 +3787,7 @@
       <w:contextualSpacing/>
     </w:pPr>
   </w:style>
-  <w:style w:type="paragraph" w:styleId="33">
+  <w:style w:type="paragraph" w:styleId="34">
     <w:name w:val="List Number 3"/>
     <w:basedOn w:val="1"/>
     <w:unhideWhenUsed/>
@@ -3637,9 +3801,9 @@
       <w:contextualSpacing/>
     </w:pPr>
   </w:style>
-  <w:style w:type="paragraph" w:styleId="34">
+  <w:style w:type="paragraph" w:styleId="35">
     <w:name w:val="macro"/>
-    <w:link w:val="149"/>
+    <w:link w:val="151"/>
     <w:unhideWhenUsed/>
     <w:qFormat/>
     <w:uiPriority w:val="99"/>
@@ -3662,7 +3826,24 @@
       <w:lang w:val="en-US" w:eastAsia="en-US" w:bidi="ar-SA"/>
     </w:rPr>
   </w:style>
-  <w:style w:type="character" w:styleId="35">
+  <w:style w:type="paragraph" w:styleId="36">
+    <w:name w:val="Normal (Web)"/>
+    <w:semiHidden/>
+    <w:unhideWhenUsed/>
+    <w:uiPriority w:val="99"/>
+    <w:pPr>
+      <w:spacing w:before="0" w:beforeAutospacing="1" w:after="0" w:afterAutospacing="1"/>
+      <w:ind w:left="0" w:right="0"/>
+      <w:jc w:val="left"/>
+    </w:pPr>
+    <w:rPr>
+      <w:kern w:val="0"/>
+      <w:sz w:val="24"/>
+      <w:szCs w:val="24"/>
+      <w:lang w:val="en-US" w:eastAsia="zh-CN" w:bidi="ar"/>
+    </w:rPr>
+  </w:style>
+  <w:style w:type="character" w:styleId="37">
     <w:name w:val="Strong"/>
     <w:basedOn w:val="11"/>
     <w:qFormat/>
@@ -3672,11 +3853,11 @@
       <w:bCs/>
     </w:rPr>
   </w:style>
-  <w:style w:type="paragraph" w:styleId="36">
+  <w:style w:type="paragraph" w:styleId="38">
     <w:name w:val="Subtitle"/>
     <w:basedOn w:val="1"/>
     <w:next w:val="1"/>
-    <w:link w:val="144"/>
+    <w:link w:val="146"/>
     <w:qFormat/>
     <w:uiPriority w:val="11"/>
     <w:rPr>
@@ -3694,7 +3875,7 @@
       </w14:textFill>
     </w:rPr>
   </w:style>
-  <w:style w:type="table" w:styleId="37">
+  <w:style w:type="table" w:styleId="39">
     <w:name w:val="Table Grid"/>
     <w:basedOn w:val="12"/>
     <w:qFormat/>
@@ -3719,11 +3900,11 @@
       </w:tblCellMar>
     </w:tblPr>
   </w:style>
-  <w:style w:type="paragraph" w:styleId="38">
+  <w:style w:type="paragraph" w:styleId="40">
     <w:name w:val="Title"/>
     <w:basedOn w:val="1"/>
     <w:next w:val="1"/>
-    <w:link w:val="143"/>
+    <w:link w:val="145"/>
     <w:qFormat/>
     <w:uiPriority w:val="10"/>
     <w:pPr>
@@ -3742,7 +3923,7 @@
       <w:szCs w:val="52"/>
     </w:rPr>
   </w:style>
-  <w:style w:type="table" w:styleId="39">
+  <w:style w:type="table" w:styleId="41">
     <w:name w:val="Light Shading"/>
     <w:basedOn w:val="12"/>
     <w:qFormat/>
@@ -3842,7 +4023,7 @@
       </w:tcPr>
     </w:tblStylePr>
   </w:style>
-  <w:style w:type="table" w:styleId="40">
+  <w:style w:type="table" w:styleId="42">
     <w:name w:val="Light Shading Accent 1"/>
     <w:basedOn w:val="12"/>
     <w:qFormat/>
@@ -3942,7 +4123,7 @@
       </w:tcPr>
     </w:tblStylePr>
   </w:style>
-  <w:style w:type="table" w:styleId="41">
+  <w:style w:type="table" w:styleId="43">
     <w:name w:val="Light Shading Accent 2"/>
     <w:basedOn w:val="12"/>
     <w:qFormat/>
@@ -4042,7 +4223,7 @@
       </w:tcPr>
     </w:tblStylePr>
   </w:style>
-  <w:style w:type="table" w:styleId="42">
+  <w:style w:type="table" w:styleId="44">
     <w:name w:val="Light Shading Accent 3"/>
     <w:basedOn w:val="12"/>
     <w:qFormat/>
@@ -4142,7 +4323,7 @@
       </w:tcPr>
     </w:tblStylePr>
   </w:style>
-  <w:style w:type="table" w:styleId="43">
+  <w:style w:type="table" w:styleId="45">
     <w:name w:val="Light Shading Accent 4"/>
     <w:basedOn w:val="12"/>
     <w:qFormat/>
@@ -4242,7 +4423,7 @@
       </w:tcPr>
     </w:tblStylePr>
   </w:style>
-  <w:style w:type="table" w:styleId="44">
+  <w:style w:type="table" w:styleId="46">
     <w:name w:val="Light Shading Accent 5"/>
     <w:basedOn w:val="12"/>
     <w:qFormat/>
@@ -4342,7 +4523,7 @@
       </w:tcPr>
     </w:tblStylePr>
   </w:style>
-  <w:style w:type="table" w:styleId="45">
+  <w:style w:type="table" w:styleId="47">
     <w:name w:val="Light Shading Accent 6"/>
     <w:basedOn w:val="12"/>
     <w:qFormat/>
@@ -4442,7 +4623,7 @@
       </w:tcPr>
     </w:tblStylePr>
   </w:style>
-  <w:style w:type="table" w:styleId="46">
+  <w:style w:type="table" w:styleId="48">
     <w:name w:val="Light List"/>
     <w:basedOn w:val="12"/>
     <w:qFormat/>
@@ -4536,7 +4717,7 @@
       </w:tcPr>
     </w:tblStylePr>
   </w:style>
-  <w:style w:type="table" w:styleId="47">
+  <w:style w:type="table" w:styleId="49">
     <w:name w:val="Light List Accent 1"/>
     <w:basedOn w:val="12"/>
     <w:qFormat/>
@@ -4630,7 +4811,7 @@
       </w:tcPr>
     </w:tblStylePr>
   </w:style>
-  <w:style w:type="table" w:styleId="48">
+  <w:style w:type="table" w:styleId="50">
     <w:name w:val="Light List Accent 2"/>
     <w:basedOn w:val="12"/>
     <w:qFormat/>
@@ -4724,7 +4905,7 @@
       </w:tcPr>
     </w:tblStylePr>
   </w:style>
-  <w:style w:type="table" w:styleId="49">
+  <w:style w:type="table" w:styleId="51">
     <w:name w:val="Light List Accent 3"/>
     <w:basedOn w:val="12"/>
     <w:qFormat/>
@@ -4818,7 +4999,7 @@
       </w:tcPr>
     </w:tblStylePr>
   </w:style>
-  <w:style w:type="table" w:styleId="50">
+  <w:style w:type="table" w:styleId="52">
     <w:name w:val="Light List Accent 4"/>
     <w:basedOn w:val="12"/>
     <w:qFormat/>
@@ -4912,7 +5093,7 @@
       </w:tcPr>
     </w:tblStylePr>
   </w:style>
-  <w:style w:type="table" w:styleId="51">
+  <w:style w:type="table" w:styleId="53">
     <w:name w:val="Light List Accent 5"/>
     <w:basedOn w:val="12"/>
     <w:qFormat/>
@@ -5006,7 +5187,7 @@
       </w:tcPr>
     </w:tblStylePr>
   </w:style>
-  <w:style w:type="table" w:styleId="52">
+  <w:style w:type="table" w:styleId="54">
     <w:name w:val="Light List Accent 6"/>
     <w:basedOn w:val="12"/>
     <w:qFormat/>
@@ -5100,7 +5281,7 @@
       </w:tcPr>
     </w:tblStylePr>
   </w:style>
-  <w:style w:type="table" w:styleId="53">
+  <w:style w:type="table" w:styleId="55">
     <w:name w:val="Light Grid"/>
     <w:basedOn w:val="12"/>
     <w:qFormat/>
@@ -5227,7 +5408,7 @@
       </w:tcPr>
     </w:tblStylePr>
   </w:style>
-  <w:style w:type="table" w:styleId="54">
+  <w:style w:type="table" w:styleId="56">
     <w:name w:val="Light Grid Accent 1"/>
     <w:basedOn w:val="12"/>
     <w:qFormat/>
@@ -5354,7 +5535,7 @@
       </w:tcPr>
     </w:tblStylePr>
   </w:style>
-  <w:style w:type="table" w:styleId="55">
+  <w:style w:type="table" w:styleId="57">
     <w:name w:val="Light Grid Accent 2"/>
     <w:basedOn w:val="12"/>
     <w:qFormat/>
@@ -5481,7 +5662,7 @@
       </w:tcPr>
     </w:tblStylePr>
   </w:style>
-  <w:style w:type="table" w:styleId="56">
+  <w:style w:type="table" w:styleId="58">
     <w:name w:val="Light Grid Accent 3"/>
     <w:basedOn w:val="12"/>
     <w:qFormat/>
@@ -5608,7 +5789,7 @@
       </w:tcPr>
     </w:tblStylePr>
   </w:style>
-  <w:style w:type="table" w:styleId="57">
+  <w:style w:type="table" w:styleId="59">
     <w:name w:val="Light Grid Accent 4"/>
     <w:basedOn w:val="12"/>
     <w:qFormat/>
@@ -5735,7 +5916,7 @@
       </w:tcPr>
     </w:tblStylePr>
   </w:style>
-  <w:style w:type="table" w:styleId="58">
+  <w:style w:type="table" w:styleId="60">
     <w:name w:val="Light Grid Accent 5"/>
     <w:basedOn w:val="12"/>
     <w:qFormat/>
@@ -5862,7 +6043,7 @@
       </w:tcPr>
     </w:tblStylePr>
   </w:style>
-  <w:style w:type="table" w:styleId="59">
+  <w:style w:type="table" w:styleId="61">
     <w:name w:val="Light Grid Accent 6"/>
     <w:basedOn w:val="12"/>
     <w:qFormat/>
@@ -5989,7 +6170,7 @@
       </w:tcPr>
     </w:tblStylePr>
   </w:style>
-  <w:style w:type="table" w:styleId="60">
+  <w:style w:type="table" w:styleId="62">
     <w:name w:val="Medium Shading 1"/>
     <w:basedOn w:val="12"/>
     <w:qFormat/>
@@ -6097,7 +6278,7 @@
       </w:tcPr>
     </w:tblStylePr>
   </w:style>
-  <w:style w:type="table" w:styleId="61">
+  <w:style w:type="table" w:styleId="63">
     <w:name w:val="Medium Shading 1 Accent 1"/>
     <w:basedOn w:val="12"/>
     <w:qFormat/>
@@ -6205,7 +6386,7 @@
       </w:tcPr>
     </w:tblStylePr>
   </w:style>
-  <w:style w:type="table" w:styleId="62">
+  <w:style w:type="table" w:styleId="64">
     <w:name w:val="Medium Shading 1 Accent 2"/>
     <w:basedOn w:val="12"/>
     <w:qFormat/>
@@ -6313,7 +6494,7 @@
       </w:tcPr>
     </w:tblStylePr>
   </w:style>
-  <w:style w:type="table" w:styleId="63">
+  <w:style w:type="table" w:styleId="65">
     <w:name w:val="Medium Shading 1 Accent 3"/>
     <w:basedOn w:val="12"/>
     <w:qFormat/>
@@ -6421,7 +6602,7 @@
       </w:tcPr>
     </w:tblStylePr>
   </w:style>
-  <w:style w:type="table" w:styleId="64">
+  <w:style w:type="table" w:styleId="66">
     <w:name w:val="Medium Shading 1 Accent 4"/>
     <w:basedOn w:val="12"/>
     <w:qFormat/>
@@ -6529,7 +6710,7 @@
       </w:tcPr>
     </w:tblStylePr>
   </w:style>
-  <w:style w:type="table" w:styleId="65">
+  <w:style w:type="table" w:styleId="67">
     <w:name w:val="Medium Shading 1 Accent 5"/>
     <w:basedOn w:val="12"/>
     <w:qFormat/>
@@ -6637,7 +6818,7 @@
       </w:tcPr>
     </w:tblStylePr>
   </w:style>
-  <w:style w:type="table" w:styleId="66">
+  <w:style w:type="table" w:styleId="68">
     <w:name w:val="Medium Shading 1 Accent 6"/>
     <w:basedOn w:val="12"/>
     <w:qFormat/>
@@ -6745,7 +6926,7 @@
       </w:tcPr>
     </w:tblStylePr>
   </w:style>
-  <w:style w:type="table" w:styleId="67">
+  <w:style w:type="table" w:styleId="69">
     <w:name w:val="Medium Shading 2"/>
     <w:basedOn w:val="12"/>
     <w:qFormat/>
@@ -6911,7 +7092,7 @@
       </w:tcPr>
     </w:tblStylePr>
   </w:style>
-  <w:style w:type="table" w:styleId="68">
+  <w:style w:type="table" w:styleId="70">
     <w:name w:val="Medium Shading 2 Accent 1"/>
     <w:basedOn w:val="12"/>
     <w:qFormat/>
@@ -7077,7 +7258,7 @@
       </w:tcPr>
     </w:tblStylePr>
   </w:style>
-  <w:style w:type="table" w:styleId="69">
+  <w:style w:type="table" w:styleId="71">
     <w:name w:val="Medium Shading 2 Accent 2"/>
     <w:basedOn w:val="12"/>
     <w:qFormat/>
@@ -7243,7 +7424,7 @@
       </w:tcPr>
     </w:tblStylePr>
   </w:style>
-  <w:style w:type="table" w:styleId="70">
+  <w:style w:type="table" w:styleId="72">
     <w:name w:val="Medium Shading 2 Accent 3"/>
     <w:basedOn w:val="12"/>
     <w:qFormat/>
@@ -7409,7 +7590,7 @@
       </w:tcPr>
     </w:tblStylePr>
   </w:style>
-  <w:style w:type="table" w:styleId="71">
+  <w:style w:type="table" w:styleId="73">
     <w:name w:val="Medium Shading 2 Accent 4"/>
     <w:basedOn w:val="12"/>
     <w:qFormat/>
@@ -7575,7 +7756,7 @@
       </w:tcPr>
     </w:tblStylePr>
   </w:style>
-  <w:style w:type="table" w:styleId="72">
+  <w:style w:type="table" w:styleId="74">
     <w:name w:val="Medium Shading 2 Accent 5"/>
     <w:basedOn w:val="12"/>
     <w:qFormat/>
@@ -7741,7 +7922,7 @@
       </w:tcPr>
     </w:tblStylePr>
   </w:style>
-  <w:style w:type="table" w:styleId="73">
+  <w:style w:type="table" w:styleId="75">
     <w:name w:val="Medium Shading 2 Accent 6"/>
     <w:basedOn w:val="12"/>
     <w:qFormat/>
@@ -7907,7 +8088,7 @@
       </w:tcPr>
     </w:tblStylePr>
   </w:style>
-  <w:style w:type="table" w:styleId="74">
+  <w:style w:type="table" w:styleId="76">
     <w:name w:val="Medium List 1"/>
     <w:basedOn w:val="12"/>
     <w:qFormat/>
@@ -7998,7 +8179,7 @@
       </w:tcPr>
     </w:tblStylePr>
   </w:style>
-  <w:style w:type="table" w:styleId="75">
+  <w:style w:type="table" w:styleId="77">
     <w:name w:val="Medium List 1 Accent 1"/>
     <w:basedOn w:val="12"/>
     <w:qFormat/>
@@ -8089,7 +8270,7 @@
       </w:tcPr>
     </w:tblStylePr>
   </w:style>
-  <w:style w:type="table" w:styleId="76">
+  <w:style w:type="table" w:styleId="78">
     <w:name w:val="Medium List 1 Accent 2"/>
     <w:basedOn w:val="12"/>
     <w:qFormat/>
@@ -8180,7 +8361,7 @@
       </w:tcPr>
     </w:tblStylePr>
   </w:style>
-  <w:style w:type="table" w:styleId="77">
+  <w:style w:type="table" w:styleId="79">
     <w:name w:val="Medium List 1 Accent 3"/>
     <w:basedOn w:val="12"/>
     <w:qFormat/>
@@ -8271,7 +8452,7 @@
       </w:tcPr>
     </w:tblStylePr>
   </w:style>
-  <w:style w:type="table" w:styleId="78">
+  <w:style w:type="table" w:styleId="80">
     <w:name w:val="Medium List 1 Accent 4"/>
     <w:basedOn w:val="12"/>
     <w:qFormat/>
@@ -8362,7 +8543,7 @@
       </w:tcPr>
     </w:tblStylePr>
   </w:style>
-  <w:style w:type="table" w:styleId="79">
+  <w:style w:type="table" w:styleId="81">
     <w:name w:val="Medium List 1 Accent 5"/>
     <w:basedOn w:val="12"/>
     <w:qFormat/>
@@ -8453,7 +8634,7 @@
       </w:tcPr>
     </w:tblStylePr>
   </w:style>
-  <w:style w:type="table" w:styleId="80">
+  <w:style w:type="table" w:styleId="82">
     <w:name w:val="Medium List 1 Accent 6"/>
     <w:basedOn w:val="12"/>
     <w:qFormat/>
@@ -8544,7 +8725,7 @@
       </w:tcPr>
     </w:tblStylePr>
   </w:style>
-  <w:style w:type="table" w:styleId="81">
+  <w:style w:type="table" w:styleId="83">
     <w:name w:val="Medium List 2"/>
     <w:basedOn w:val="12"/>
     <w:qFormat/>
@@ -8674,7 +8855,7 @@
       </w:tcPr>
     </w:tblStylePr>
   </w:style>
-  <w:style w:type="table" w:styleId="82">
+  <w:style w:type="table" w:styleId="84">
     <w:name w:val="Medium List 2 Accent 1"/>
     <w:basedOn w:val="12"/>
     <w:qFormat/>
@@ -8804,7 +8985,7 @@
       </w:tcPr>
     </w:tblStylePr>
   </w:style>
-  <w:style w:type="table" w:styleId="83">
+  <w:style w:type="table" w:styleId="85">
     <w:name w:val="Medium List 2 Accent 2"/>
     <w:basedOn w:val="12"/>
     <w:qFormat/>
@@ -8934,7 +9115,7 @@
       </w:tcPr>
     </w:tblStylePr>
   </w:style>
-  <w:style w:type="table" w:styleId="84">
+  <w:style w:type="table" w:styleId="86">
     <w:name w:val="Medium List 2 Accent 3"/>
     <w:basedOn w:val="12"/>
     <w:qFormat/>
@@ -9064,7 +9245,7 @@
       </w:tcPr>
     </w:tblStylePr>
   </w:style>
-  <w:style w:type="table" w:styleId="85">
+  <w:style w:type="table" w:styleId="87">
     <w:name w:val="Medium List 2 Accent 4"/>
     <w:basedOn w:val="12"/>
     <w:qFormat/>
@@ -9194,7 +9375,7 @@
       </w:tcPr>
     </w:tblStylePr>
   </w:style>
-  <w:style w:type="table" w:styleId="86">
+  <w:style w:type="table" w:styleId="88">
     <w:name w:val="Medium List 2 Accent 5"/>
     <w:basedOn w:val="12"/>
     <w:qFormat/>
@@ -9324,7 +9505,7 @@
       </w:tcPr>
     </w:tblStylePr>
   </w:style>
-  <w:style w:type="table" w:styleId="87">
+  <w:style w:type="table" w:styleId="89">
     <w:name w:val="Medium List 2 Accent 6"/>
     <w:basedOn w:val="12"/>
     <w:qFormat/>
@@ -9454,7 +9635,7 @@
       </w:tcPr>
     </w:tblStylePr>
   </w:style>
-  <w:style w:type="table" w:styleId="88">
+  <w:style w:type="table" w:styleId="90">
     <w:name w:val="Medium Grid 1"/>
     <w:basedOn w:val="12"/>
     <w:qFormat/>
@@ -9524,7 +9705,7 @@
       </w:tcPr>
     </w:tblStylePr>
   </w:style>
-  <w:style w:type="table" w:styleId="89">
+  <w:style w:type="table" w:styleId="91">
     <w:name w:val="Medium Grid 1 Accent 1"/>
     <w:basedOn w:val="12"/>
     <w:qFormat/>
@@ -9594,7 +9775,7 @@
       </w:tcPr>
     </w:tblStylePr>
   </w:style>
-  <w:style w:type="table" w:styleId="90">
+  <w:style w:type="table" w:styleId="92">
     <w:name w:val="Medium Grid 1 Accent 2"/>
     <w:basedOn w:val="12"/>
     <w:qFormat/>
@@ -9664,7 +9845,7 @@
       </w:tcPr>
     </w:tblStylePr>
   </w:style>
-  <w:style w:type="table" w:styleId="91">
+  <w:style w:type="table" w:styleId="93">
     <w:name w:val="Medium Grid 1 Accent 3"/>
     <w:basedOn w:val="12"/>
     <w:qFormat/>
@@ -9734,7 +9915,7 @@
       </w:tcPr>
     </w:tblStylePr>
   </w:style>
-  <w:style w:type="table" w:styleId="92">
+  <w:style w:type="table" w:styleId="94">
     <w:name w:val="Medium Grid 1 Accent 4"/>
     <w:basedOn w:val="12"/>
     <w:qFormat/>
@@ -9804,7 +9985,7 @@
       </w:tcPr>
     </w:tblStylePr>
   </w:style>
-  <w:style w:type="table" w:styleId="93">
+  <w:style w:type="table" w:styleId="95">
     <w:name w:val="Medium Grid 1 Accent 5"/>
     <w:basedOn w:val="12"/>
     <w:qFormat/>
@@ -9874,7 +10055,7 @@
       </w:tcPr>
     </w:tblStylePr>
   </w:style>
-  <w:style w:type="table" w:styleId="94">
+  <w:style w:type="table" w:styleId="96">
     <w:name w:val="Medium Grid 1 Accent 6"/>
     <w:basedOn w:val="12"/>
     <w:qFormat/>
@@ -9944,7 +10125,7 @@
       </w:tcPr>
     </w:tblStylePr>
   </w:style>
-  <w:style w:type="table" w:styleId="95">
+  <w:style w:type="table" w:styleId="97">
     <w:name w:val="Medium Grid 2"/>
     <w:basedOn w:val="12"/>
     <w:qFormat/>
@@ -10091,7 +10272,7 @@
       </w:tcPr>
     </w:tblStylePr>
   </w:style>
-  <w:style w:type="table" w:styleId="96">
+  <w:style w:type="table" w:styleId="98">
     <w:name w:val="Medium Grid 2 Accent 1"/>
     <w:basedOn w:val="12"/>
     <w:qFormat/>
@@ -10238,7 +10419,7 @@
       </w:tcPr>
     </w:tblStylePr>
   </w:style>
-  <w:style w:type="table" w:styleId="97">
+  <w:style w:type="table" w:styleId="99">
     <w:name w:val="Medium Grid 2 Accent 2"/>
     <w:basedOn w:val="12"/>
     <w:qFormat/>
@@ -10385,7 +10566,7 @@
       </w:tcPr>
     </w:tblStylePr>
   </w:style>
-  <w:style w:type="table" w:styleId="98">
+  <w:style w:type="table" w:styleId="100">
     <w:name w:val="Medium Grid 2 Accent 3"/>
     <w:basedOn w:val="12"/>
     <w:qFormat/>
@@ -10532,7 +10713,7 @@
       </w:tcPr>
     </w:tblStylePr>
   </w:style>
-  <w:style w:type="table" w:styleId="99">
+  <w:style w:type="table" w:styleId="101">
     <w:name w:val="Medium Grid 2 Accent 4"/>
     <w:basedOn w:val="12"/>
     <w:qFormat/>
@@ -10679,7 +10860,7 @@
       </w:tcPr>
     </w:tblStylePr>
   </w:style>
-  <w:style w:type="table" w:styleId="100">
+  <w:style w:type="table" w:styleId="102">
     <w:name w:val="Medium Grid 2 Accent 5"/>
     <w:basedOn w:val="12"/>
     <w:qFormat/>
@@ -10826,7 +11007,7 @@
       </w:tcPr>
     </w:tblStylePr>
   </w:style>
-  <w:style w:type="table" w:styleId="101">
+  <w:style w:type="table" w:styleId="103">
     <w:name w:val="Medium Grid 2 Accent 6"/>
     <w:basedOn w:val="12"/>
     <w:qFormat/>
@@ -10973,7 +11154,7 @@
       </w:tcPr>
     </w:tblStylePr>
   </w:style>
-  <w:style w:type="table" w:styleId="102">
+  <w:style w:type="table" w:styleId="104">
     <w:name w:val="Medium Grid 3"/>
     <w:basedOn w:val="12"/>
     <w:qFormat/>
@@ -11131,7 +11312,7 @@
       </w:tcPr>
     </w:tblStylePr>
   </w:style>
-  <w:style w:type="table" w:styleId="103">
+  <w:style w:type="table" w:styleId="105">
     <w:name w:val="Medium Grid 3 Accent 1"/>
     <w:basedOn w:val="12"/>
     <w:qFormat/>
@@ -11289,7 +11470,7 @@
       </w:tcPr>
     </w:tblStylePr>
   </w:style>
-  <w:style w:type="table" w:styleId="104">
+  <w:style w:type="table" w:styleId="106">
     <w:name w:val="Medium Grid 3 Accent 2"/>
     <w:basedOn w:val="12"/>
     <w:qFormat/>
@@ -11447,7 +11628,7 @@
       </w:tcPr>
     </w:tblStylePr>
   </w:style>
-  <w:style w:type="table" w:styleId="105">
+  <w:style w:type="table" w:styleId="107">
     <w:name w:val="Medium Grid 3 Accent 3"/>
     <w:basedOn w:val="12"/>
     <w:qFormat/>
@@ -11605,7 +11786,7 @@
       </w:tcPr>
     </w:tblStylePr>
   </w:style>
-  <w:style w:type="table" w:styleId="106">
+  <w:style w:type="table" w:styleId="108">
     <w:name w:val="Medium Grid 3 Accent 4"/>
     <w:basedOn w:val="12"/>
     <w:qFormat/>
@@ -11763,7 +11944,7 @@
       </w:tcPr>
     </w:tblStylePr>
   </w:style>
-  <w:style w:type="table" w:styleId="107">
+  <w:style w:type="table" w:styleId="109">
     <w:name w:val="Medium Grid 3 Accent 5"/>
     <w:basedOn w:val="12"/>
     <w:qFormat/>
@@ -11921,7 +12102,7 @@
       </w:tcPr>
     </w:tblStylePr>
   </w:style>
-  <w:style w:type="table" w:styleId="108">
+  <w:style w:type="table" w:styleId="110">
     <w:name w:val="Medium Grid 3 Accent 6"/>
     <w:basedOn w:val="12"/>
     <w:qFormat/>
@@ -12079,7 +12260,7 @@
       </w:tcPr>
     </w:tblStylePr>
   </w:style>
-  <w:style w:type="table" w:styleId="109">
+  <w:style w:type="table" w:styleId="111">
     <w:name w:val="Dark List"/>
     <w:basedOn w:val="12"/>
     <w:qFormat/>
@@ -12195,7 +12376,7 @@
       </w:tcPr>
     </w:tblStylePr>
   </w:style>
-  <w:style w:type="table" w:styleId="110">
+  <w:style w:type="table" w:styleId="112">
     <w:name w:val="Dark List Accent 1"/>
     <w:basedOn w:val="12"/>
     <w:qFormat/>
@@ -12311,7 +12492,7 @@
       </w:tcPr>
     </w:tblStylePr>
   </w:style>
-  <w:style w:type="table" w:styleId="111">
+  <w:style w:type="table" w:styleId="113">
     <w:name w:val="Dark List Accent 2"/>
     <w:basedOn w:val="12"/>
     <w:qFormat/>
@@ -12427,7 +12608,7 @@
       </w:tcPr>
     </w:tblStylePr>
   </w:style>
-  <w:style w:type="table" w:styleId="112">
+  <w:style w:type="table" w:styleId="114">
     <w:name w:val="Dark List Accent 3"/>
     <w:basedOn w:val="12"/>
     <w:qFormat/>
@@ -12543,7 +12724,7 @@
       </w:tcPr>
     </w:tblStylePr>
   </w:style>
-  <w:style w:type="table" w:styleId="113">
+  <w:style w:type="table" w:styleId="115">
     <w:name w:val="Dark List Accent 4"/>
     <w:basedOn w:val="12"/>
     <w:qFormat/>
@@ -12659,7 +12840,7 @@
       </w:tcPr>
     </w:tblStylePr>
   </w:style>
-  <w:style w:type="table" w:styleId="114">
+  <w:style w:type="table" w:styleId="116">
     <w:name w:val="Dark List Accent 5"/>
     <w:basedOn w:val="12"/>
     <w:qFormat/>
@@ -12775,7 +12956,7 @@
       </w:tcPr>
     </w:tblStylePr>
   </w:style>
-  <w:style w:type="table" w:styleId="115">
+  <w:style w:type="table" w:styleId="117">
     <w:name w:val="Dark List Accent 6"/>
     <w:basedOn w:val="12"/>
     <w:qFormat/>
@@ -12891,7 +13072,7 @@
       </w:tcPr>
     </w:tblStylePr>
   </w:style>
-  <w:style w:type="table" w:styleId="116">
+  <w:style w:type="table" w:styleId="118">
     <w:name w:val="Colorful Shading"/>
     <w:basedOn w:val="12"/>
     <w:qFormat/>
@@ -13040,7 +13221,7 @@
       </w:rPr>
     </w:tblStylePr>
   </w:style>
-  <w:style w:type="table" w:styleId="117">
+  <w:style w:type="table" w:styleId="119">
     <w:name w:val="Colorful Shading Accent 1"/>
     <w:basedOn w:val="12"/>
     <w:qFormat/>
@@ -13189,7 +13370,7 @@
       </w:rPr>
     </w:tblStylePr>
   </w:style>
-  <w:style w:type="table" w:styleId="118">
+  <w:style w:type="table" w:styleId="120">
     <w:name w:val="Colorful Shading Accent 2"/>
     <w:basedOn w:val="12"/>
     <w:qFormat/>
@@ -13338,7 +13519,7 @@
       </w:rPr>
     </w:tblStylePr>
   </w:style>
-  <w:style w:type="table" w:styleId="119">
+  <w:style w:type="table" w:styleId="121">
     <w:name w:val="Colorful Shading Accent 3"/>
     <w:basedOn w:val="12"/>
     <w:qFormat/>
@@ -13467,7 +13648,7 @@
       </w:tcPr>
     </w:tblStylePr>
   </w:style>
-  <w:style w:type="table" w:styleId="120">
+  <w:style w:type="table" w:styleId="122">
     <w:name w:val="Colorful Shading Accent 4"/>
     <w:basedOn w:val="12"/>
     <w:qFormat/>
@@ -13616,7 +13797,7 @@
       </w:rPr>
     </w:tblStylePr>
   </w:style>
-  <w:style w:type="table" w:styleId="121">
+  <w:style w:type="table" w:styleId="123">
     <w:name w:val="Colorful Shading Accent 5"/>
     <w:basedOn w:val="12"/>
     <w:qFormat/>
@@ -13765,7 +13946,7 @@
       </w:rPr>
     </w:tblStylePr>
   </w:style>
-  <w:style w:type="table" w:styleId="122">
+  <w:style w:type="table" w:styleId="124">
     <w:name w:val="Colorful Shading Accent 6"/>
     <w:basedOn w:val="12"/>
     <w:qFormat/>
@@ -13914,7 +14095,7 @@
       </w:rPr>
     </w:tblStylePr>
   </w:style>
-  <w:style w:type="table" w:styleId="123">
+  <w:style w:type="table" w:styleId="125">
     <w:name w:val="Colorful List"/>
     <w:basedOn w:val="12"/>
     <w:qFormat/>
@@ -14007,7 +14188,7 @@
       </w:tcPr>
     </w:tblStylePr>
   </w:style>
-  <w:style w:type="table" w:styleId="124">
+  <w:style w:type="table" w:styleId="126">
     <w:name w:val="Colorful List Accent 1"/>
     <w:basedOn w:val="12"/>
     <w:qFormat/>
@@ -14100,7 +14281,7 @@
       </w:tcPr>
     </w:tblStylePr>
   </w:style>
-  <w:style w:type="table" w:styleId="125">
+  <w:style w:type="table" w:styleId="127">
     <w:name w:val="Colorful List Accent 2"/>
     <w:basedOn w:val="12"/>
     <w:qFormat/>
@@ -14193,7 +14374,7 @@
       </w:tcPr>
     </w:tblStylePr>
   </w:style>
-  <w:style w:type="table" w:styleId="126">
+  <w:style w:type="table" w:styleId="128">
     <w:name w:val="Colorful List Accent 3"/>
     <w:basedOn w:val="12"/>
     <w:qFormat/>
@@ -14286,7 +14467,7 @@
       </w:tcPr>
     </w:tblStylePr>
   </w:style>
-  <w:style w:type="table" w:styleId="127">
+  <w:style w:type="table" w:styleId="129">
     <w:name w:val="Colorful List Accent 4"/>
     <w:basedOn w:val="12"/>
     <w:qFormat/>
@@ -14379,7 +14560,7 @@
       </w:tcPr>
     </w:tblStylePr>
   </w:style>
-  <w:style w:type="table" w:styleId="128">
+  <w:style w:type="table" w:styleId="130">
     <w:name w:val="Colorful List Accent 5"/>
     <w:basedOn w:val="12"/>
     <w:qFormat/>
@@ -14472,7 +14653,7 @@
       </w:tcPr>
     </w:tblStylePr>
   </w:style>
-  <w:style w:type="table" w:styleId="129">
+  <w:style w:type="table" w:styleId="131">
     <w:name w:val="Colorful List Accent 6"/>
     <w:basedOn w:val="12"/>
     <w:qFormat/>
@@ -14565,7 +14746,7 @@
       </w:tcPr>
     </w:tblStylePr>
   </w:style>
-  <w:style w:type="table" w:styleId="130">
+  <w:style w:type="table" w:styleId="132">
     <w:name w:val="Colorful Grid"/>
     <w:basedOn w:val="12"/>
     <w:qFormat/>
@@ -14662,7 +14843,7 @@
       </w:tcPr>
     </w:tblStylePr>
   </w:style>
-  <w:style w:type="table" w:styleId="131">
+  <w:style w:type="table" w:styleId="133">
     <w:name w:val="Colorful Grid Accent 1"/>
     <w:basedOn w:val="12"/>
     <w:qFormat/>
@@ -14759,7 +14940,7 @@
       </w:tcPr>
     </w:tblStylePr>
   </w:style>
-  <w:style w:type="table" w:styleId="132">
+  <w:style w:type="table" w:styleId="134">
     <w:name w:val="Colorful Grid Accent 2"/>
     <w:basedOn w:val="12"/>
     <w:qFormat/>
@@ -14856,7 +15037,7 @@
       </w:tcPr>
     </w:tblStylePr>
   </w:style>
-  <w:style w:type="table" w:styleId="133">
+  <w:style w:type="table" w:styleId="135">
     <w:name w:val="Colorful Grid Accent 3"/>
     <w:basedOn w:val="12"/>
     <w:qFormat/>
@@ -14953,7 +15134,7 @@
       </w:tcPr>
     </w:tblStylePr>
   </w:style>
-  <w:style w:type="table" w:styleId="134">
+  <w:style w:type="table" w:styleId="136">
     <w:name w:val="Colorful Grid Accent 4"/>
     <w:basedOn w:val="12"/>
     <w:qFormat/>
@@ -15050,7 +15231,7 @@
       </w:tcPr>
     </w:tblStylePr>
   </w:style>
-  <w:style w:type="table" w:styleId="135">
+  <w:style w:type="table" w:styleId="137">
     <w:name w:val="Colorful Grid Accent 5"/>
     <w:basedOn w:val="12"/>
     <w:qFormat/>
@@ -15147,7 +15328,7 @@
       </w:tcPr>
     </w:tblStylePr>
   </w:style>
-  <w:style w:type="table" w:styleId="136">
+  <w:style w:type="table" w:styleId="138">
     <w:name w:val="Colorful Grid Accent 6"/>
     <w:basedOn w:val="12"/>
     <w:qFormat/>
@@ -15244,19 +15425,19 @@
       </w:tcPr>
     </w:tblStylePr>
   </w:style>
-  <w:style w:type="character" w:customStyle="1" w:styleId="137">
+  <w:style w:type="character" w:customStyle="1" w:styleId="139">
     <w:name w:val="Header Char"/>
     <w:basedOn w:val="11"/>
     <w:link w:val="20"/>
     <w:uiPriority w:val="99"/>
   </w:style>
-  <w:style w:type="character" w:customStyle="1" w:styleId="138">
+  <w:style w:type="character" w:customStyle="1" w:styleId="140">
     <w:name w:val="Footer Char"/>
     <w:basedOn w:val="11"/>
     <w:link w:val="19"/>
     <w:uiPriority w:val="99"/>
   </w:style>
-  <w:style w:type="paragraph" w:styleId="139">
+  <w:style w:type="paragraph" w:styleId="141">
     <w:name w:val="No Spacing"/>
     <w:qFormat/>
     <w:uiPriority w:val="1"/>
@@ -15270,7 +15451,7 @@
       <w:lang w:val="en-US" w:eastAsia="en-US" w:bidi="ar-SA"/>
     </w:rPr>
   </w:style>
-  <w:style w:type="character" w:customStyle="1" w:styleId="140">
+  <w:style w:type="character" w:customStyle="1" w:styleId="142">
     <w:name w:val="Heading 1 Char"/>
     <w:basedOn w:val="11"/>
     <w:link w:val="2"/>
@@ -15285,7 +15466,7 @@
       <w:szCs w:val="28"/>
     </w:rPr>
   </w:style>
-  <w:style w:type="character" w:customStyle="1" w:styleId="141">
+  <w:style w:type="character" w:customStyle="1" w:styleId="143">
     <w:name w:val="Heading 2 Char"/>
     <w:basedOn w:val="11"/>
     <w:link w:val="3"/>
@@ -15305,7 +15486,7 @@
       </w14:textFill>
     </w:rPr>
   </w:style>
-  <w:style w:type="character" w:customStyle="1" w:styleId="142">
+  <w:style w:type="character" w:customStyle="1" w:styleId="144">
     <w:name w:val="Heading 3 Char"/>
     <w:basedOn w:val="11"/>
     <w:link w:val="4"/>
@@ -15323,10 +15504,10 @@
       </w14:textFill>
     </w:rPr>
   </w:style>
-  <w:style w:type="character" w:customStyle="1" w:styleId="143">
+  <w:style w:type="character" w:customStyle="1" w:styleId="145">
     <w:name w:val="Title Char"/>
     <w:basedOn w:val="11"/>
-    <w:link w:val="38"/>
+    <w:link w:val="40"/>
     <w:qFormat/>
     <w:uiPriority w:val="10"/>
     <w:rPr>
@@ -15338,10 +15519,10 @@
       <w:szCs w:val="52"/>
     </w:rPr>
   </w:style>
-  <w:style w:type="character" w:customStyle="1" w:styleId="144">
+  <w:style w:type="character" w:customStyle="1" w:styleId="146">
     <w:name w:val="Subtitle Char"/>
     <w:basedOn w:val="11"/>
-    <w:link w:val="36"/>
+    <w:link w:val="38"/>
     <w:qFormat/>
     <w:uiPriority w:val="11"/>
     <w:rPr>
@@ -15359,7 +15540,7 @@
       </w14:textFill>
     </w:rPr>
   </w:style>
-  <w:style w:type="paragraph" w:styleId="145">
+  <w:style w:type="paragraph" w:styleId="147">
     <w:name w:val="List Paragraph"/>
     <w:basedOn w:val="1"/>
     <w:qFormat/>
@@ -15369,7 +15550,7 @@
       <w:contextualSpacing/>
     </w:pPr>
   </w:style>
-  <w:style w:type="character" w:customStyle="1" w:styleId="146">
+  <w:style w:type="character" w:customStyle="1" w:styleId="148">
     <w:name w:val="Body Text Char"/>
     <w:basedOn w:val="11"/>
     <w:link w:val="13"/>
@@ -15380,14 +15561,14 @@
       <w:sz w:val="22"/>
     </w:rPr>
   </w:style>
-  <w:style w:type="character" w:customStyle="1" w:styleId="147">
+  <w:style w:type="character" w:customStyle="1" w:styleId="149">
     <w:name w:val="Body Text 2 Char"/>
     <w:basedOn w:val="11"/>
     <w:link w:val="14"/>
     <w:qFormat/>
     <w:uiPriority w:val="99"/>
   </w:style>
-  <w:style w:type="character" w:customStyle="1" w:styleId="148">
+  <w:style w:type="character" w:customStyle="1" w:styleId="150">
     <w:name w:val="Body Text 3 Char"/>
     <w:basedOn w:val="11"/>
     <w:link w:val="15"/>
@@ -15398,10 +15579,10 @@
       <w:szCs w:val="16"/>
     </w:rPr>
   </w:style>
-  <w:style w:type="character" w:customStyle="1" w:styleId="149">
+  <w:style w:type="character" w:customStyle="1" w:styleId="151">
     <w:name w:val="Macro Text Char"/>
     <w:basedOn w:val="11"/>
-    <w:link w:val="34"/>
+    <w:link w:val="35"/>
     <w:qFormat/>
     <w:uiPriority w:val="99"/>
     <w:rPr>
@@ -15410,11 +15591,11 @@
       <w:szCs w:val="20"/>
     </w:rPr>
   </w:style>
-  <w:style w:type="paragraph" w:styleId="150">
+  <w:style w:type="paragraph" w:styleId="152">
     <w:name w:val="Quote"/>
     <w:basedOn w:val="1"/>
     <w:next w:val="1"/>
-    <w:link w:val="151"/>
+    <w:link w:val="153"/>
     <w:qFormat/>
     <w:uiPriority w:val="29"/>
     <w:rPr>
@@ -15428,10 +15609,10 @@
       </w14:textFill>
     </w:rPr>
   </w:style>
-  <w:style w:type="character" w:customStyle="1" w:styleId="151">
+  <w:style w:type="character" w:customStyle="1" w:styleId="153">
     <w:name w:val="Quote Char"/>
     <w:basedOn w:val="11"/>
-    <w:link w:val="150"/>
+    <w:link w:val="152"/>
     <w:qFormat/>
     <w:uiPriority w:val="29"/>
     <w:rPr>
@@ -15445,7 +15626,7 @@
       </w14:textFill>
     </w:rPr>
   </w:style>
-  <w:style w:type="character" w:customStyle="1" w:styleId="152">
+  <w:style w:type="character" w:customStyle="1" w:styleId="154">
     <w:name w:val="Heading 4 Char"/>
     <w:basedOn w:val="11"/>
     <w:link w:val="5"/>
@@ -15466,7 +15647,7 @@
       </w14:textFill>
     </w:rPr>
   </w:style>
-  <w:style w:type="character" w:customStyle="1" w:styleId="153">
+  <w:style w:type="character" w:customStyle="1" w:styleId="155">
     <w:name w:val="Heading 5 Char"/>
     <w:basedOn w:val="11"/>
     <w:link w:val="6"/>
@@ -15478,7 +15659,7 @@
       <w:color w:val="254061" w:themeColor="accent1" w:themeShade="80"/>
     </w:rPr>
   </w:style>
-  <w:style w:type="character" w:customStyle="1" w:styleId="154">
+  <w:style w:type="character" w:customStyle="1" w:styleId="156">
     <w:name w:val="Heading 6 Char"/>
     <w:basedOn w:val="11"/>
     <w:link w:val="7"/>
@@ -15492,7 +15673,7 @@
       <w:color w:val="254061" w:themeColor="accent1" w:themeShade="80"/>
     </w:rPr>
   </w:style>
-  <w:style w:type="character" w:customStyle="1" w:styleId="155">
+  <w:style w:type="character" w:customStyle="1" w:styleId="157">
     <w:name w:val="Heading 7 Char"/>
     <w:basedOn w:val="11"/>
     <w:link w:val="8"/>
@@ -15514,7 +15695,7 @@
       </w14:textFill>
     </w:rPr>
   </w:style>
-  <w:style w:type="character" w:customStyle="1" w:styleId="156">
+  <w:style w:type="character" w:customStyle="1" w:styleId="158">
     <w:name w:val="Heading 8 Char"/>
     <w:basedOn w:val="11"/>
     <w:link w:val="9"/>
@@ -15533,7 +15714,7 @@
       </w14:textFill>
     </w:rPr>
   </w:style>
-  <w:style w:type="character" w:customStyle="1" w:styleId="157">
+  <w:style w:type="character" w:customStyle="1" w:styleId="159">
     <w:name w:val="Heading 9 Char"/>
     <w:basedOn w:val="11"/>
     <w:link w:val="10"/>
@@ -15557,11 +15738,11 @@
       </w14:textFill>
     </w:rPr>
   </w:style>
-  <w:style w:type="paragraph" w:styleId="158">
+  <w:style w:type="paragraph" w:styleId="160">
     <w:name w:val="Intense Quote"/>
     <w:basedOn w:val="1"/>
     <w:next w:val="1"/>
-    <w:link w:val="159"/>
+    <w:link w:val="161"/>
     <w:qFormat/>
     <w:uiPriority w:val="30"/>
     <w:pPr>
@@ -15584,10 +15765,10 @@
       </w14:textFill>
     </w:rPr>
   </w:style>
-  <w:style w:type="character" w:customStyle="1" w:styleId="159">
+  <w:style w:type="character" w:customStyle="1" w:styleId="161">
     <w:name w:val="Intense Quote Char"/>
     <w:basedOn w:val="11"/>
-    <w:link w:val="158"/>
+    <w:link w:val="160"/>
     <w:qFormat/>
     <w:uiPriority w:val="30"/>
     <w:rPr>
@@ -15603,7 +15784,7 @@
       </w14:textFill>
     </w:rPr>
   </w:style>
-  <w:style w:type="character" w:customStyle="1" w:styleId="160">
+  <w:style w:type="character" w:customStyle="1" w:styleId="162">
     <w:name w:val="Subtle Emphasis"/>
     <w:basedOn w:val="11"/>
     <w:qFormat/>
@@ -15622,7 +15803,7 @@
       </w14:textFill>
     </w:rPr>
   </w:style>
-  <w:style w:type="character" w:customStyle="1" w:styleId="161">
+  <w:style w:type="character" w:customStyle="1" w:styleId="163">
     <w:name w:val="Intense Emphasis"/>
     <w:basedOn w:val="11"/>
     <w:qFormat/>
@@ -15640,7 +15821,7 @@
       </w14:textFill>
     </w:rPr>
   </w:style>
-  <w:style w:type="character" w:customStyle="1" w:styleId="162">
+  <w:style w:type="character" w:customStyle="1" w:styleId="164">
     <w:name w:val="Subtle Reference"/>
     <w:basedOn w:val="11"/>
     <w:qFormat/>
@@ -15656,7 +15837,7 @@
       </w14:textFill>
     </w:rPr>
   </w:style>
-  <w:style w:type="character" w:customStyle="1" w:styleId="163">
+  <w:style w:type="character" w:customStyle="1" w:styleId="165">
     <w:name w:val="Intense Reference"/>
     <w:basedOn w:val="11"/>
     <w:qFormat/>
@@ -15675,7 +15856,7 @@
       </w14:textFill>
     </w:rPr>
   </w:style>
-  <w:style w:type="character" w:customStyle="1" w:styleId="164">
+  <w:style w:type="character" w:customStyle="1" w:styleId="166">
     <w:name w:val="Book Title"/>
     <w:basedOn w:val="11"/>
     <w:qFormat/>
@@ -15687,7 +15868,7 @@
       <w:spacing w:val="5"/>
     </w:rPr>
   </w:style>
-  <w:style w:type="paragraph" w:customStyle="1" w:styleId="165">
+  <w:style w:type="paragraph" w:customStyle="1" w:styleId="167">
     <w:name w:val="TOC Heading"/>
     <w:basedOn w:val="2"/>
     <w:next w:val="1"/>
